--- a/test cases kitten _1.docx
+++ b/test cases kitten _1.docx
@@ -21,6 +21,96 @@
           <w:lang w:val="en-US"/>
         </w:rPr>
       </w:pPr>
+    </w:p>
+    <w:p>
+      <w:pPr>
+        <w:rPr>
+          <w:color w:val="F1A983" w:themeColor="accent2" w:themeTint="99"/>
+          <w:lang w:val="en-US"/>
+        </w:rPr>
+      </w:pPr>
+      <w:r>
+        <w:rPr>
+          <w:color w:val="F1A983" w:themeColor="accent2" w:themeTint="99"/>
+          <w:lang w:val="en-US"/>
+        </w:rPr>
+        <w:t>git branch -m main master</w:t>
+      </w:r>
+    </w:p>
+    <w:p>
+      <w:pPr>
+        <w:rPr>
+          <w:color w:val="F1A983" w:themeColor="accent2" w:themeTint="99"/>
+          <w:lang w:val="en-US"/>
+        </w:rPr>
+      </w:pPr>
+      <w:r>
+        <w:rPr>
+          <w:color w:val="F1A983" w:themeColor="accent2" w:themeTint="99"/>
+          <w:lang w:val="en-US"/>
+        </w:rPr>
+        <w:t>git fetch origin</w:t>
+      </w:r>
+    </w:p>
+    <w:p>
+      <w:pPr>
+        <w:rPr>
+          <w:color w:val="F1A983" w:themeColor="accent2" w:themeTint="99"/>
+          <w:lang w:val="en-US"/>
+        </w:rPr>
+      </w:pPr>
+      <w:r>
+        <w:rPr>
+          <w:color w:val="F1A983" w:themeColor="accent2" w:themeTint="99"/>
+          <w:lang w:val="en-US"/>
+        </w:rPr>
+        <w:t xml:space="preserve">git branch -u origin/master </w:t>
+      </w:r>
+      <w:proofErr w:type="spellStart"/>
+      <w:r>
+        <w:rPr>
+          <w:color w:val="F1A983" w:themeColor="accent2" w:themeTint="99"/>
+          <w:lang w:val="en-US"/>
+        </w:rPr>
+        <w:t>master</w:t>
+      </w:r>
+      <w:proofErr w:type="spellEnd"/>
+    </w:p>
+    <w:p>
+      <w:pPr>
+        <w:rPr>
+          <w:color w:val="F1A983" w:themeColor="accent2" w:themeTint="99"/>
+          <w:lang w:val="en-US"/>
+        </w:rPr>
+      </w:pPr>
+      <w:r>
+        <w:rPr>
+          <w:color w:val="F1A983" w:themeColor="accent2" w:themeTint="99"/>
+          <w:lang w:val="en-US"/>
+        </w:rPr>
+        <w:t>git remote set-head origin -a</w:t>
+      </w:r>
+    </w:p>
+    <w:p>
+      <w:pPr>
+        <w:rPr>
+          <w:lang w:val="en-US"/>
+        </w:rPr>
+      </w:pPr>
+    </w:p>
+    <w:p>
+      <w:pPr>
+        <w:rPr>
+          <w:lang w:val="en-US"/>
+        </w:rPr>
+      </w:pPr>
+    </w:p>
+    <w:p>
+      <w:pPr>
+        <w:rPr>
+          <w:lang w:val="en-US"/>
+        </w:rPr>
+      </w:pPr>
       <w:r>
         <w:rPr>
           <w:lang w:val="en-US"/>
@@ -51,20 +141,100 @@
         <w:rPr>
           <w:lang w:val="en-US"/>
         </w:rPr>
-        <w:t>We check the entry only English symbol: a,b,c, j,k,l,x,w,z.</w:t>
-      </w:r>
-    </w:p>
-    <w:p>
-      <w:pPr>
-        <w:rPr>
-          <w:lang w:val="en-US"/>
-        </w:rPr>
-      </w:pPr>
-      <w:r>
-        <w:rPr>
-          <w:lang w:val="en-US"/>
-        </w:rPr>
-        <w:t>check for other characters: &lt;, =, &amp;, !, /, →.</w:t>
+        <w:t xml:space="preserve">We check the entry only English symbol: </w:t>
+      </w:r>
+      <w:proofErr w:type="spellStart"/>
+      <w:proofErr w:type="gramStart"/>
+      <w:r>
+        <w:rPr>
+          <w:lang w:val="en-US"/>
+        </w:rPr>
+        <w:t>a,b</w:t>
+      </w:r>
+      <w:proofErr w:type="gramEnd"/>
+      <w:r>
+        <w:rPr>
+          <w:lang w:val="en-US"/>
+        </w:rPr>
+        <w:t>,c</w:t>
+      </w:r>
+      <w:proofErr w:type="spellEnd"/>
+      <w:r>
+        <w:rPr>
+          <w:lang w:val="en-US"/>
+        </w:rPr>
+        <w:t xml:space="preserve">, </w:t>
+      </w:r>
+      <w:proofErr w:type="spellStart"/>
+      <w:proofErr w:type="gramStart"/>
+      <w:r>
+        <w:rPr>
+          <w:lang w:val="en-US"/>
+        </w:rPr>
+        <w:t>j,k</w:t>
+      </w:r>
+      <w:proofErr w:type="gramEnd"/>
+      <w:r>
+        <w:rPr>
+          <w:lang w:val="en-US"/>
+        </w:rPr>
+        <w:t>,</w:t>
+      </w:r>
+      <w:proofErr w:type="gramStart"/>
+      <w:r>
+        <w:rPr>
+          <w:lang w:val="en-US"/>
+        </w:rPr>
+        <w:t>l,x</w:t>
+      </w:r>
+      <w:proofErr w:type="gramEnd"/>
+      <w:r>
+        <w:rPr>
+          <w:lang w:val="en-US"/>
+        </w:rPr>
+        <w:t>,</w:t>
+      </w:r>
+      <w:proofErr w:type="gramStart"/>
+      <w:r>
+        <w:rPr>
+          <w:lang w:val="en-US"/>
+        </w:rPr>
+        <w:t>w,z</w:t>
+      </w:r>
+      <w:proofErr w:type="spellEnd"/>
+      <w:r>
+        <w:rPr>
+          <w:lang w:val="en-US"/>
+        </w:rPr>
+        <w:t>.</w:t>
+      </w:r>
+      <w:proofErr w:type="gramEnd"/>
+    </w:p>
+    <w:p>
+      <w:pPr>
+        <w:rPr>
+          <w:lang w:val="en-US"/>
+        </w:rPr>
+      </w:pPr>
+      <w:r>
+        <w:rPr>
+          <w:lang w:val="en-US"/>
+        </w:rPr>
+        <w:t>check for other characters: &lt;, =, &amp;</w:t>
+      </w:r>
+      <w:proofErr w:type="gramStart"/>
+      <w:r>
+        <w:rPr>
+          <w:lang w:val="en-US"/>
+        </w:rPr>
+        <w:t>, !</w:t>
+      </w:r>
+      <w:proofErr w:type="gramEnd"/>
+      <w:r>
+        <w:rPr>
+          <w:lang w:val="en-US"/>
+        </w:rPr>
+        <w:t>, /, →.</w:t>
       </w:r>
     </w:p>
     <w:p>
@@ -90,7 +260,21 @@
         <w:rPr>
           <w:lang w:val="en-US"/>
         </w:rPr>
-        <w:t xml:space="preserve">check for letters from another language : </w:t>
+        <w:t xml:space="preserve">check for letters from another </w:t>
+      </w:r>
+      <w:proofErr w:type="gramStart"/>
+      <w:r>
+        <w:rPr>
+          <w:lang w:val="en-US"/>
+        </w:rPr>
+        <w:t>language :</w:t>
+      </w:r>
+      <w:proofErr w:type="gramEnd"/>
+      <w:r>
+        <w:rPr>
+          <w:lang w:val="en-US"/>
+        </w:rPr>
+        <w:t xml:space="preserve"> </w:t>
       </w:r>
       <w:r>
         <w:t>а</w:t>
@@ -193,7 +377,21 @@
         <w:rPr>
           <w:lang w:val="en-US"/>
         </w:rPr>
-        <w:t>check the number of symdols entered:</w:t>
+        <w:t xml:space="preserve">check the number of </w:t>
+      </w:r>
+      <w:proofErr w:type="spellStart"/>
+      <w:r>
+        <w:rPr>
+          <w:lang w:val="en-US"/>
+        </w:rPr>
+        <w:t>symdols</w:t>
+      </w:r>
+      <w:proofErr w:type="spellEnd"/>
+      <w:r>
+        <w:rPr>
+          <w:lang w:val="en-US"/>
+        </w:rPr>
+        <w:t xml:space="preserve"> entered:</w:t>
       </w:r>
     </w:p>
     <w:p>
@@ -297,20 +495,70 @@
         <w:rPr>
           <w:lang w:val="en-US"/>
         </w:rPr>
-        <w:t>enter twenty  "counterproductivenness" - system accepts</w:t>
-      </w:r>
-    </w:p>
-    <w:p>
-      <w:pPr>
-        <w:rPr>
-          <w:lang w:val="en-US"/>
-        </w:rPr>
-      </w:pPr>
-      <w:r>
-        <w:rPr>
-          <w:lang w:val="en-US"/>
-        </w:rPr>
-        <w:t>enter more than twenty "Yaroslavka Chernologova" - system does not accept</w:t>
+        <w:t xml:space="preserve">enter </w:t>
+      </w:r>
+      <w:proofErr w:type="gramStart"/>
+      <w:r>
+        <w:rPr>
+          <w:lang w:val="en-US"/>
+        </w:rPr>
+        <w:t>twenty  "</w:t>
+      </w:r>
+      <w:proofErr w:type="spellStart"/>
+      <w:proofErr w:type="gramEnd"/>
+      <w:r>
+        <w:rPr>
+          <w:lang w:val="en-US"/>
+        </w:rPr>
+        <w:t>counterproductivenness</w:t>
+      </w:r>
+      <w:proofErr w:type="spellEnd"/>
+      <w:r>
+        <w:rPr>
+          <w:lang w:val="en-US"/>
+        </w:rPr>
+        <w:t>" - system accepts</w:t>
+      </w:r>
+    </w:p>
+    <w:p>
+      <w:pPr>
+        <w:rPr>
+          <w:lang w:val="en-US"/>
+        </w:rPr>
+      </w:pPr>
+      <w:r>
+        <w:rPr>
+          <w:lang w:val="en-US"/>
+        </w:rPr>
+        <w:t>enter more than twenty "</w:t>
+      </w:r>
+      <w:proofErr w:type="spellStart"/>
+      <w:r>
+        <w:rPr>
+          <w:lang w:val="en-US"/>
+        </w:rPr>
+        <w:t>Yaroslavka</w:t>
+      </w:r>
+      <w:proofErr w:type="spellEnd"/>
+      <w:r>
+        <w:rPr>
+          <w:lang w:val="en-US"/>
+        </w:rPr>
+        <w:t xml:space="preserve"> </w:t>
+      </w:r>
+      <w:proofErr w:type="spellStart"/>
+      <w:r>
+        <w:rPr>
+          <w:lang w:val="en-US"/>
+        </w:rPr>
+        <w:t>Chernologova</w:t>
+      </w:r>
+      <w:proofErr w:type="spellEnd"/>
+      <w:r>
+        <w:rPr>
+          <w:lang w:val="en-US"/>
+        </w:rPr>
+        <w:t>" - system does not accept</w:t>
       </w:r>
     </w:p>
     <w:p>
@@ -336,46 +584,128 @@
         <w:rPr>
           <w:lang w:val="en-US"/>
         </w:rPr>
-        <w:t>We check the entry only English symbol: a,b,c,i, j, k,s, t, u.</w:t>
-      </w:r>
-    </w:p>
-    <w:p>
-      <w:pPr>
-        <w:rPr>
-          <w:lang w:val="en-US"/>
-        </w:rPr>
-      </w:pPr>
-      <w:r>
-        <w:rPr>
-          <w:lang w:val="en-US"/>
-        </w:rPr>
-        <w:t>check for other characters: +, ?, @, %, &lt;.</w:t>
-      </w:r>
-    </w:p>
-    <w:p>
-      <w:pPr>
-        <w:rPr>
-          <w:lang w:val="en-US"/>
-        </w:rPr>
-      </w:pPr>
-      <w:r>
-        <w:rPr>
-          <w:lang w:val="en-US"/>
-        </w:rPr>
-        <w:t>check for numbers: 0, 3,4,5, 67,88,100, 115.</w:t>
-      </w:r>
-    </w:p>
-    <w:p>
-      <w:pPr>
-        <w:rPr>
-          <w:lang w:val="en-US"/>
-        </w:rPr>
-      </w:pPr>
-      <w:r>
-        <w:rPr>
-          <w:lang w:val="en-US"/>
-        </w:rPr>
-        <w:t xml:space="preserve">check for letters from another language : </w:t>
+        <w:t xml:space="preserve">We check the entry only English symbol: </w:t>
+      </w:r>
+      <w:proofErr w:type="spellStart"/>
+      <w:proofErr w:type="gramStart"/>
+      <w:r>
+        <w:rPr>
+          <w:lang w:val="en-US"/>
+        </w:rPr>
+        <w:t>a,b</w:t>
+      </w:r>
+      <w:proofErr w:type="gramEnd"/>
+      <w:r>
+        <w:rPr>
+          <w:lang w:val="en-US"/>
+        </w:rPr>
+        <w:t>,</w:t>
+      </w:r>
+      <w:proofErr w:type="gramStart"/>
+      <w:r>
+        <w:rPr>
+          <w:lang w:val="en-US"/>
+        </w:rPr>
+        <w:t>c,i</w:t>
+      </w:r>
+      <w:proofErr w:type="spellEnd"/>
+      <w:proofErr w:type="gramEnd"/>
+      <w:r>
+        <w:rPr>
+          <w:lang w:val="en-US"/>
+        </w:rPr>
+        <w:t xml:space="preserve">, j, </w:t>
+      </w:r>
+      <w:proofErr w:type="spellStart"/>
+      <w:proofErr w:type="gramStart"/>
+      <w:r>
+        <w:rPr>
+          <w:lang w:val="en-US"/>
+        </w:rPr>
+        <w:t>k,s</w:t>
+      </w:r>
+      <w:proofErr w:type="spellEnd"/>
+      <w:proofErr w:type="gramEnd"/>
+      <w:r>
+        <w:rPr>
+          <w:lang w:val="en-US"/>
+        </w:rPr>
+        <w:t>, t, u.</w:t>
+      </w:r>
+    </w:p>
+    <w:p>
+      <w:pPr>
+        <w:rPr>
+          <w:lang w:val="en-US"/>
+        </w:rPr>
+      </w:pPr>
+      <w:r>
+        <w:rPr>
+          <w:lang w:val="en-US"/>
+        </w:rPr>
+        <w:t>check for other characters: +</w:t>
+      </w:r>
+      <w:proofErr w:type="gramStart"/>
+      <w:r>
+        <w:rPr>
+          <w:lang w:val="en-US"/>
+        </w:rPr>
+        <w:t>, ?</w:t>
+      </w:r>
+      <w:proofErr w:type="gramEnd"/>
+      <w:r>
+        <w:rPr>
+          <w:lang w:val="en-US"/>
+        </w:rPr>
+        <w:t>, @, %, &lt;.</w:t>
+      </w:r>
+    </w:p>
+    <w:p>
+      <w:pPr>
+        <w:rPr>
+          <w:lang w:val="en-US"/>
+        </w:rPr>
+      </w:pPr>
+      <w:proofErr w:type="gramStart"/>
+      <w:r>
+        <w:rPr>
+          <w:lang w:val="en-US"/>
+        </w:rPr>
+        <w:t>check</w:t>
+      </w:r>
+      <w:proofErr w:type="gramEnd"/>
+      <w:r>
+        <w:rPr>
+          <w:lang w:val="en-US"/>
+        </w:rPr>
+        <w:t xml:space="preserve"> for numbers: 0, 3,4,5, 67,88,100, 115.</w:t>
+      </w:r>
+    </w:p>
+    <w:p>
+      <w:pPr>
+        <w:rPr>
+          <w:lang w:val="en-US"/>
+        </w:rPr>
+      </w:pPr>
+      <w:r>
+        <w:rPr>
+          <w:lang w:val="en-US"/>
+        </w:rPr>
+        <w:t xml:space="preserve">check for letters from another </w:t>
+      </w:r>
+      <w:proofErr w:type="gramStart"/>
+      <w:r>
+        <w:rPr>
+          <w:lang w:val="en-US"/>
+        </w:rPr>
+        <w:t>language :</w:t>
+      </w:r>
+      <w:proofErr w:type="gramEnd"/>
+      <w:r>
+        <w:rPr>
+          <w:lang w:val="en-US"/>
+        </w:rPr>
+        <w:t xml:space="preserve"> </w:t>
       </w:r>
       <w:r>
         <w:t>г</w:t>
@@ -460,7 +790,22 @@
         <w:rPr>
           <w:lang w:val="en-US"/>
         </w:rPr>
-        <w:t>check the number of symdols entered:</w:t>
+        <w:lastRenderedPageBreak/>
+        <w:t xml:space="preserve">check the number of </w:t>
+      </w:r>
+      <w:proofErr w:type="spellStart"/>
+      <w:r>
+        <w:rPr>
+          <w:lang w:val="en-US"/>
+        </w:rPr>
+        <w:t>symdols</w:t>
+      </w:r>
+      <w:proofErr w:type="spellEnd"/>
+      <w:r>
+        <w:rPr>
+          <w:lang w:val="en-US"/>
+        </w:rPr>
+        <w:t xml:space="preserve"> entered:</w:t>
       </w:r>
     </w:p>
     <w:p>
@@ -551,7 +896,6 @@
         <w:rPr>
           <w:lang w:val="en-US"/>
         </w:rPr>
-        <w:lastRenderedPageBreak/>
         <w:t>enter ten "development" - system accepts</w:t>
       </w:r>
     </w:p>
@@ -565,21 +909,79 @@
         <w:rPr>
           <w:lang w:val="en-US"/>
         </w:rPr>
-        <w:t>enter twenty  "counterproductivenness" - system accepts</w:t>
-      </w:r>
-    </w:p>
-    <w:p>
-      <w:pPr>
-        <w:rPr>
-          <w:lang w:val="en-US"/>
-        </w:rPr>
-      </w:pPr>
-      <w:r>
-        <w:rPr>
-          <w:lang w:val="en-US"/>
-        </w:rPr>
-        <w:t>enter more than twenty "Yaroslavka Chernologova" - system does not accep</w:t>
-      </w:r>
+        <w:t xml:space="preserve">enter </w:t>
+      </w:r>
+      <w:proofErr w:type="gramStart"/>
+      <w:r>
+        <w:rPr>
+          <w:lang w:val="en-US"/>
+        </w:rPr>
+        <w:t>twenty  "</w:t>
+      </w:r>
+      <w:proofErr w:type="spellStart"/>
+      <w:proofErr w:type="gramEnd"/>
+      <w:r>
+        <w:rPr>
+          <w:lang w:val="en-US"/>
+        </w:rPr>
+        <w:t>counterproductivenness</w:t>
+      </w:r>
+      <w:proofErr w:type="spellEnd"/>
+      <w:r>
+        <w:rPr>
+          <w:lang w:val="en-US"/>
+        </w:rPr>
+        <w:t>" - system accepts</w:t>
+      </w:r>
+    </w:p>
+    <w:p>
+      <w:pPr>
+        <w:rPr>
+          <w:lang w:val="en-US"/>
+        </w:rPr>
+      </w:pPr>
+      <w:r>
+        <w:rPr>
+          <w:lang w:val="en-US"/>
+        </w:rPr>
+        <w:t>enter more than twenty "</w:t>
+      </w:r>
+      <w:proofErr w:type="spellStart"/>
+      <w:r>
+        <w:rPr>
+          <w:lang w:val="en-US"/>
+        </w:rPr>
+        <w:t>Yaroslavka</w:t>
+      </w:r>
+      <w:proofErr w:type="spellEnd"/>
+      <w:r>
+        <w:rPr>
+          <w:lang w:val="en-US"/>
+        </w:rPr>
+        <w:t xml:space="preserve"> </w:t>
+      </w:r>
+      <w:proofErr w:type="spellStart"/>
+      <w:r>
+        <w:rPr>
+          <w:lang w:val="en-US"/>
+        </w:rPr>
+        <w:t>Chernologova</w:t>
+      </w:r>
+      <w:proofErr w:type="spellEnd"/>
+      <w:r>
+        <w:rPr>
+          <w:lang w:val="en-US"/>
+        </w:rPr>
+        <w:t xml:space="preserve">" - system does not </w:t>
+      </w:r>
+      <w:proofErr w:type="spellStart"/>
+      <w:r>
+        <w:rPr>
+          <w:lang w:val="en-US"/>
+        </w:rPr>
+        <w:t>accep</w:t>
+      </w:r>
+      <w:proofErr w:type="spellEnd"/>
     </w:p>
     <w:p>
       <w:pPr>
@@ -611,7 +1013,21 @@
         <w:rPr>
           <w:lang w:val="en-US"/>
         </w:rPr>
-        <w:t>The user has the ability to generate only 5 cards</w:t>
+        <w:t xml:space="preserve">The user </w:t>
+      </w:r>
+      <w:proofErr w:type="gramStart"/>
+      <w:r>
+        <w:rPr>
+          <w:lang w:val="en-US"/>
+        </w:rPr>
+        <w:t>has the ability to</w:t>
+      </w:r>
+      <w:proofErr w:type="gramEnd"/>
+      <w:r>
+        <w:rPr>
+          <w:lang w:val="en-US"/>
+        </w:rPr>
+        <w:t xml:space="preserve"> generate only 5 cards</w:t>
       </w:r>
     </w:p>
     <w:p>
@@ -1922,4 +2338,16 @@
     </a:ext>
   </a:extLst>
 </a:theme>
+</file>
+
+<file path=customXml/item1.xml><?xml version="1.0" encoding="utf-8"?>
+<b:Sources xmlns:b="http://schemas.openxmlformats.org/officeDocument/2006/bibliography" xmlns="http://schemas.openxmlformats.org/officeDocument/2006/bibliography" SelectedStyle="\APASixthEditionOfficeOnline.xsl" StyleName="APA" Version="6"/>
+</file>
+
+<file path=customXml/itemProps1.xml><?xml version="1.0" encoding="utf-8"?>
+<ds:datastoreItem xmlns:ds="http://schemas.openxmlformats.org/officeDocument/2006/customXml" ds:itemID="{F39DDCC4-F923-476B-9862-18BBAEEC15D9}">
+  <ds:schemaRefs>
+    <ds:schemaRef ds:uri="http://schemas.openxmlformats.org/officeDocument/2006/bibliography"/>
+  </ds:schemaRefs>
+</ds:datastoreItem>
 </file>